--- a/Projeto_Reuniao_inicial.docx
+++ b/Projeto_Reuniao_inicial.docx
@@ -142,6 +142,7 @@
           <w:lang w:eastAsia="pt-BR"/>
         </w:rPr>
       </w:pPr>
+      <w:proofErr w:type="spellStart"/>
       <w:r>
         <w:rPr>
           <w:rFonts w:ascii="Arial" w:hAnsi="Arial" w:cs="Arial"/>
@@ -160,6 +161,7 @@
         </w:rPr>
         <w:t>Notify</w:t>
       </w:r>
+      <w:proofErr w:type="spellEnd"/>
       <w:r>
         <w:rPr>
           <w:rFonts w:ascii="Arial" w:hAnsi="Arial" w:cs="Arial"/>
@@ -254,6 +256,7 @@
           <w:lang w:val="en-US"/>
         </w:rPr>
       </w:pPr>
+      <w:proofErr w:type="spellStart"/>
       <w:r>
         <w:rPr>
           <w:b/>
@@ -261,6 +264,7 @@
         </w:rPr>
         <w:t>Franciélio</w:t>
       </w:r>
+      <w:proofErr w:type="spellEnd"/>
       <w:r>
         <w:rPr>
           <w:b/>
@@ -344,25 +348,7 @@
           <w:sz w:val="22"/>
           <w:lang w:eastAsia="pt-BR"/>
         </w:rPr>
-        <w:t>TERESINA</w:t>
-      </w:r>
-      <w:r>
-        <w:rPr>
-          <w:rFonts w:ascii="Arial" w:hAnsi="Arial" w:cs="Arial"/>
-          <w:b/>
-          <w:sz w:val="22"/>
-          <w:lang w:eastAsia="pt-BR"/>
-        </w:rPr>
-        <w:t xml:space="preserve"> - </w:t>
-      </w:r>
-      <w:r>
-        <w:rPr>
-          <w:rFonts w:ascii="Arial" w:hAnsi="Arial" w:cs="Arial"/>
-          <w:b/>
-          <w:sz w:val="22"/>
-          <w:lang w:eastAsia="pt-BR"/>
-        </w:rPr>
-        <w:t>PIAUÍ</w:t>
+        <w:t>TERESINA - PIAUÍ</w:t>
       </w:r>
     </w:p>
     <w:p>
@@ -382,23 +368,7 @@
           <w:b/>
           <w:sz w:val="22"/>
         </w:rPr>
-        <w:t>OUTUBRO</w:t>
-      </w:r>
-      <w:r>
-        <w:rPr>
-          <w:rFonts w:ascii="Arial" w:hAnsi="Arial" w:cs="Arial"/>
-          <w:b/>
-          <w:sz w:val="22"/>
-        </w:rPr>
-        <w:t>/</w:t>
-      </w:r>
-      <w:r>
-        <w:rPr>
-          <w:rFonts w:ascii="Arial" w:hAnsi="Arial" w:cs="Arial"/>
-          <w:b/>
-          <w:sz w:val="22"/>
-        </w:rPr>
-        <w:t>2026</w:t>
+        <w:t>OUTUBRO/2026</w:t>
       </w:r>
       <w:r>
         <w:br w:type="page"/>
@@ -470,8 +440,13 @@
       </w:pPr>
       <w:r>
         <w:lastRenderedPageBreak/>
-        <w:t>Lista de Requistos</w:t>
+        <w:t xml:space="preserve">Lista de </w:t>
       </w:r>
+      <w:proofErr w:type="spellStart"/>
+      <w:r>
+        <w:t>Requistos</w:t>
+      </w:r>
+      <w:proofErr w:type="spellEnd"/>
     </w:p>
     <w:tbl>
       <w:tblPr>
@@ -1137,25 +1112,19 @@
               <w:rPr>
                 <w:rFonts w:ascii="Arial Nova" w:hAnsi="Arial Nova"/>
               </w:rPr>
-              <w:t>desse mesmo tipo</w:t>
-            </w:r>
-            <w:r>
-              <w:rPr>
-                <w:rFonts w:ascii="Arial Nova" w:hAnsi="Arial Nova"/>
-              </w:rPr>
-              <w:t xml:space="preserve"> </w:t>
-            </w:r>
-            <w:r>
-              <w:rPr>
-                <w:rFonts w:ascii="Arial Nova" w:hAnsi="Arial Nova"/>
-              </w:rPr>
-              <w:t xml:space="preserve"> </w:t>
-            </w:r>
-            <w:r>
-              <w:rPr>
-                <w:rFonts w:ascii="Arial Nova" w:hAnsi="Arial Nova"/>
-              </w:rPr>
-              <w:t>também ser</w:t>
+              <w:t xml:space="preserve">desse mesmo </w:t>
+            </w:r>
+            <w:r>
+              <w:rPr>
+                <w:rFonts w:ascii="Arial Nova" w:hAnsi="Arial Nova"/>
+              </w:rPr>
+              <w:t>tipo também</w:t>
+            </w:r>
+            <w:r>
+              <w:rPr>
+                <w:rFonts w:ascii="Arial Nova" w:hAnsi="Arial Nova"/>
+              </w:rPr>
+              <w:t xml:space="preserve"> ser</w:t>
             </w:r>
             <w:r>
               <w:rPr>
@@ -1931,6 +1900,146 @@
           </w:p>
         </w:tc>
       </w:tr>
+      <w:tr>
+        <w:tc>
+          <w:tcPr>
+            <w:tcW w:w="1063" w:type="dxa"/>
+            <w:tcBorders>
+              <w:top w:val="single" w:sz="4" w:space="0" w:color="000000"/>
+              <w:left w:val="single" w:sz="4" w:space="0" w:color="000000"/>
+              <w:bottom w:val="single" w:sz="4" w:space="0" w:color="000000"/>
+              <w:right w:val="single" w:sz="4" w:space="0" w:color="000000"/>
+            </w:tcBorders>
+            <w:vAlign w:val="center"/>
+          </w:tcPr>
+          <w:p>
+            <w:pPr>
+              <w:pStyle w:val="Tabelareduzida"/>
+              <w:numPr>
+                <w:ilvl w:val="0"/>
+                <w:numId w:val="2"/>
+              </w:numPr>
+              <w:snapToGrid w:val="0"/>
+              <w:jc w:val="center"/>
+              <w:rPr>
+                <w:rFonts w:ascii="Arial Nova" w:hAnsi="Arial Nova"/>
+                <w:b/>
+              </w:rPr>
+            </w:pPr>
+          </w:p>
+        </w:tc>
+        <w:tc>
+          <w:tcPr>
+            <w:tcW w:w="1417" w:type="dxa"/>
+            <w:tcBorders>
+              <w:top w:val="single" w:sz="4" w:space="0" w:color="000000"/>
+              <w:left w:val="single" w:sz="4" w:space="0" w:color="000000"/>
+              <w:bottom w:val="single" w:sz="4" w:space="0" w:color="000000"/>
+              <w:right w:val="single" w:sz="4" w:space="0" w:color="000000"/>
+            </w:tcBorders>
+            <w:vAlign w:val="center"/>
+          </w:tcPr>
+          <w:p>
+            <w:pPr>
+              <w:pStyle w:val="Tabelareduzida"/>
+              <w:rPr>
+                <w:rFonts w:ascii="Arial Nova" w:hAnsi="Arial Nova"/>
+              </w:rPr>
+            </w:pPr>
+            <w:r>
+              <w:rPr>
+                <w:rFonts w:ascii="Arial Nova" w:hAnsi="Arial Nova"/>
+              </w:rPr>
+              <w:t>Controlar acesso por perfil</w:t>
+            </w:r>
+          </w:p>
+        </w:tc>
+        <w:tc>
+          <w:tcPr>
+            <w:tcW w:w="6710" w:type="dxa"/>
+            <w:tcBorders>
+              <w:top w:val="single" w:sz="4" w:space="0" w:color="000000"/>
+              <w:left w:val="single" w:sz="4" w:space="0" w:color="000000"/>
+              <w:bottom w:val="single" w:sz="4" w:space="0" w:color="000000"/>
+              <w:right w:val="single" w:sz="4" w:space="0" w:color="000000"/>
+            </w:tcBorders>
+          </w:tcPr>
+          <w:p>
+            <w:pPr>
+              <w:pStyle w:val="Tabelareduzida"/>
+              <w:rPr>
+                <w:rFonts w:ascii="Arial Nova" w:hAnsi="Arial Nova"/>
+              </w:rPr>
+            </w:pPr>
+            <w:r>
+              <w:rPr>
+                <w:rFonts w:ascii="Arial Nova" w:hAnsi="Arial Nova"/>
+              </w:rPr>
+              <w:t xml:space="preserve">Devem existir perfis de administrador e de </w:t>
+            </w:r>
+            <w:r>
+              <w:rPr>
+                <w:rFonts w:ascii="Arial Nova" w:hAnsi="Arial Nova"/>
+              </w:rPr>
+              <w:t>proprietário</w:t>
+            </w:r>
+            <w:r>
+              <w:rPr>
+                <w:rFonts w:ascii="Arial Nova" w:hAnsi="Arial Nova"/>
+              </w:rPr>
+              <w:t>.</w:t>
+            </w:r>
+          </w:p>
+          <w:p>
+            <w:pPr>
+              <w:pStyle w:val="Tabelareduzida"/>
+              <w:rPr>
+                <w:rFonts w:ascii="Arial Nova" w:hAnsi="Arial Nova"/>
+              </w:rPr>
+            </w:pPr>
+            <w:r>
+              <w:rPr>
+                <w:rFonts w:ascii="Arial Nova" w:hAnsi="Arial Nova"/>
+              </w:rPr>
+              <w:t>O administrador tem acesso as multas de todas as unidades</w:t>
+            </w:r>
+            <w:r>
+              <w:rPr>
+                <w:rFonts w:ascii="Arial Nova" w:hAnsi="Arial Nova"/>
+              </w:rPr>
+              <w:t>.</w:t>
+            </w:r>
+          </w:p>
+          <w:p>
+            <w:pPr>
+              <w:pStyle w:val="Tabelareduzida"/>
+              <w:rPr>
+                <w:rFonts w:ascii="Arial Nova" w:hAnsi="Arial Nova"/>
+              </w:rPr>
+            </w:pPr>
+            <w:r>
+              <w:rPr>
+                <w:rFonts w:ascii="Arial Nova" w:hAnsi="Arial Nova"/>
+              </w:rPr>
+              <w:t>O proprietário tem acesso apenas a sua unidade.</w:t>
+            </w:r>
+          </w:p>
+          <w:p>
+            <w:pPr>
+              <w:pStyle w:val="Tabelareduzida"/>
+              <w:rPr>
+                <w:rFonts w:ascii="Arial Nova" w:hAnsi="Arial Nova"/>
+              </w:rPr>
+            </w:pPr>
+            <w:r>
+              <w:rPr>
+                <w:rFonts w:ascii="Arial Nova" w:hAnsi="Arial Nova"/>
+              </w:rPr>
+              <w:t>O sistema deve suportar pelo menos 10 administradores.</w:t>
+            </w:r>
+          </w:p>
+        </w:tc>
+      </w:tr>
     </w:tbl>
     <w:p>
       <w:pPr>
@@ -1954,7 +2063,7 @@
         <w:pStyle w:val="Commarcadores"/>
         <w:numPr>
           <w:ilvl w:val="0"/>
-          <w:numId w:val="0"/>
+          <w:numId w:val="7"/>
         </w:numPr>
         <w:jc w:val="left"/>
         <w:rPr>
@@ -1971,6 +2080,10 @@
     <w:p>
       <w:pPr>
         <w:pStyle w:val="Corpodetexto"/>
+        <w:numPr>
+          <w:ilvl w:val="0"/>
+          <w:numId w:val="7"/>
+        </w:numPr>
         <w:rPr>
           <w:rFonts w:ascii="Arial Nova" w:hAnsi="Arial Nova"/>
         </w:rPr>
@@ -1979,12 +2092,46 @@
         <w:rPr>
           <w:rFonts w:ascii="Arial Nova" w:hAnsi="Arial Nova"/>
         </w:rPr>
-        <w:t>O sistema deve ser uma aplicação web responsiva, acessível por navegador em computadores e dispositivos móveis, sem necessidade de instalação de aplicativo.</w:t>
+        <w:t>O sistema deve ser uma aplicação web responsiva, acessível por navegador em computadores e dispositivos móveis, sem necessidade de instalação de aplicativo</w:t>
+      </w:r>
+      <w:r>
+        <w:rPr>
+          <w:rFonts w:ascii="Arial Nova" w:hAnsi="Arial Nova"/>
+        </w:rPr>
+        <w:t xml:space="preserve"> com</w:t>
+      </w:r>
+      <w:r>
+        <w:rPr>
+          <w:rFonts w:ascii="Arial Nova" w:hAnsi="Arial Nova"/>
+        </w:rPr>
+        <w:t xml:space="preserve"> </w:t>
+      </w:r>
+      <w:r>
+        <w:rPr>
+          <w:rFonts w:ascii="Arial Nova" w:hAnsi="Arial Nova"/>
+        </w:rPr>
+        <w:t>interfac</w:t>
+      </w:r>
+      <w:r>
+        <w:rPr>
+          <w:rFonts w:ascii="Arial Nova" w:hAnsi="Arial Nova"/>
+        </w:rPr>
+        <w:t>e simples e intuitiva</w:t>
+      </w:r>
+      <w:r>
+        <w:rPr>
+          <w:rFonts w:ascii="Arial Nova" w:hAnsi="Arial Nova"/>
+        </w:rPr>
+        <w:t>.</w:t>
       </w:r>
     </w:p>
     <w:p>
       <w:pPr>
         <w:pStyle w:val="Corpodetexto"/>
+        <w:numPr>
+          <w:ilvl w:val="0"/>
+          <w:numId w:val="7"/>
+        </w:numPr>
         <w:rPr>
           <w:rFonts w:ascii="Arial Nova" w:hAnsi="Arial Nova"/>
         </w:rPr>
@@ -1999,6 +2146,10 @@
     <w:p>
       <w:pPr>
         <w:pStyle w:val="Corpodetexto"/>
+        <w:numPr>
+          <w:ilvl w:val="0"/>
+          <w:numId w:val="7"/>
+        </w:numPr>
         <w:rPr>
           <w:rFonts w:ascii="Arial Nova" w:hAnsi="Arial Nova"/>
         </w:rPr>
@@ -2013,6 +2164,10 @@
     <w:p>
       <w:pPr>
         <w:pStyle w:val="Corpodetexto"/>
+        <w:numPr>
+          <w:ilvl w:val="0"/>
+          <w:numId w:val="7"/>
+        </w:numPr>
         <w:rPr>
           <w:rFonts w:ascii="Arial Nova" w:hAnsi="Arial Nova"/>
         </w:rPr>
@@ -2022,6 +2177,66 @@
           <w:rFonts w:ascii="Arial Nova" w:hAnsi="Arial Nova"/>
         </w:rPr>
         <w:t>O histórico de notificações e multas deve ser mantido por tempo indeterminado, sem exclusão automática de registros.</w:t>
+      </w:r>
+    </w:p>
+    <w:p>
+      <w:pPr>
+        <w:pStyle w:val="Corpodetexto"/>
+        <w:numPr>
+          <w:ilvl w:val="0"/>
+          <w:numId w:val="7"/>
+        </w:numPr>
+        <w:rPr>
+          <w:rFonts w:ascii="Arial Nova" w:hAnsi="Arial Nova"/>
+        </w:rPr>
+      </w:pPr>
+      <w:r>
+        <w:rPr>
+          <w:rFonts w:ascii="Arial Nova" w:hAnsi="Arial Nova"/>
+        </w:rPr>
+        <w:t>O acesso à informações deverá respeitar o perfil do usuário</w:t>
+      </w:r>
+      <w:r>
+        <w:rPr>
+          <w:rFonts w:ascii="Arial Nova" w:hAnsi="Arial Nova"/>
+        </w:rPr>
+        <w:t>, diferenciando as permissões de administradores e de</w:t>
+      </w:r>
+      <w:r>
+        <w:rPr>
+          <w:rFonts w:ascii="Arial Nova" w:hAnsi="Arial Nova"/>
+        </w:rPr>
+        <w:t xml:space="preserve"> </w:t>
+      </w:r>
+      <w:r>
+        <w:rPr>
+          <w:rFonts w:ascii="Arial Nova" w:hAnsi="Arial Nova"/>
+        </w:rPr>
+        <w:t>proprietários.</w:t>
+      </w:r>
+    </w:p>
+    <w:p>
+      <w:pPr>
+        <w:pStyle w:val="Corpodetexto"/>
+        <w:numPr>
+          <w:ilvl w:val="0"/>
+          <w:numId w:val="7"/>
+        </w:numPr>
+        <w:rPr>
+          <w:rFonts w:ascii="Arial Nova" w:hAnsi="Arial Nova"/>
+        </w:rPr>
+      </w:pPr>
+      <w:r>
+        <w:rPr>
+          <w:rFonts w:ascii="Arial Nova" w:hAnsi="Arial Nova"/>
+        </w:rPr>
+        <w:t>O sistema deverá suportar cerca de 650 proprietários</w:t>
+      </w:r>
+      <w:r>
+        <w:rPr>
+          <w:rFonts w:ascii="Arial Nova" w:hAnsi="Arial Nova"/>
+        </w:rPr>
+        <w:t xml:space="preserve"> cadastrados e 10 administradores.</w:t>
       </w:r>
     </w:p>
     <w:p>
@@ -2036,6 +2251,10 @@
     <w:p>
       <w:pPr>
         <w:pStyle w:val="Corpodetexto"/>
+        <w:numPr>
+          <w:ilvl w:val="0"/>
+          <w:numId w:val="8"/>
+        </w:numPr>
         <w:rPr>
           <w:rFonts w:ascii="Arial Nova" w:hAnsi="Arial Nova"/>
         </w:rPr>
@@ -2044,12 +2263,22 @@
         <w:rPr>
           <w:rFonts w:ascii="Arial Nova" w:hAnsi="Arial Nova"/>
         </w:rPr>
-        <w:t>Controle financeiro de multas: o sistema não realizará emissão, cobrança ou controle de pagamento de boletos; as multas serão apenas registradas e comunicadas ao proprietário.</w:t>
+        <w:t>C</w:t>
+      </w:r>
+      <w:r>
+        <w:rPr>
+          <w:rFonts w:ascii="Arial Nova" w:hAnsi="Arial Nova"/>
+        </w:rPr>
+        <w:t>ontrole financeiro de multas: o sistema não realizará emissão, cobrança ou controle de pagamento de boletos; as multas serão apenas registradas e comunicadas ao proprietário.</w:t>
       </w:r>
     </w:p>
     <w:p>
       <w:pPr>
         <w:pStyle w:val="Corpodetexto"/>
+        <w:numPr>
+          <w:ilvl w:val="0"/>
+          <w:numId w:val="8"/>
+        </w:numPr>
         <w:rPr>
           <w:rFonts w:ascii="Arial Nova" w:hAnsi="Arial Nova"/>
         </w:rPr>
@@ -2058,12 +2287,17 @@
         <w:rPr>
           <w:rFonts w:ascii="Arial Nova" w:hAnsi="Arial Nova"/>
         </w:rPr>
+        <w:lastRenderedPageBreak/>
         <w:t>Módulo de denúncias: o sistema não contemplará funcionalidade de registro ou gestão de denúncias de moradores.</w:t>
       </w:r>
     </w:p>
     <w:p>
       <w:pPr>
         <w:pStyle w:val="Corpodetexto"/>
+        <w:numPr>
+          <w:ilvl w:val="0"/>
+          <w:numId w:val="8"/>
+        </w:numPr>
         <w:rPr>
           <w:rFonts w:ascii="Arial Nova" w:hAnsi="Arial Nova"/>
         </w:rPr>
@@ -2078,6 +2312,10 @@
     <w:p>
       <w:pPr>
         <w:pStyle w:val="Corpodetexto"/>
+        <w:numPr>
+          <w:ilvl w:val="0"/>
+          <w:numId w:val="8"/>
+        </w:numPr>
         <w:rPr>
           <w:rFonts w:ascii="Arial Nova" w:hAnsi="Arial Nova"/>
         </w:rPr>
@@ -2315,6 +2553,95 @@
 <file path=word/numbering.xml><?xml version="1.0" encoding="utf-8"?>
 <w:numbering xmlns:wpc="http://schemas.microsoft.com/office/word/2010/wordprocessingCanvas" xmlns:cx="http://schemas.microsoft.com/office/drawing/2014/chartex" xmlns:cx1="http://schemas.microsoft.com/office/drawing/2015/9/8/chartex" xmlns:cx2="http://schemas.microsoft.com/office/drawing/2015/10/21/chartex" xmlns:cx3="http://schemas.microsoft.com/office/drawing/2016/5/9/chartex" xmlns:cx4="http://schemas.microsoft.com/office/drawing/2016/5/10/chartex" xmlns:cx5="http://schemas.microsoft.com/office/drawing/2016/5/11/chartex" xmlns:cx6="http://schemas.microsoft.com/office/drawing/2016/5/12/chartex" xmlns:cx7="http://schemas.microsoft.com/office/drawing/2016/5/13/chartex" xmlns:cx8="http://schemas.microsoft.com/office/drawing/2016/5/14/chartex" xmlns:mc="http://schemas.openxmlformats.org/markup-compatibility/2006" xmlns:aink="http://schemas.microsoft.com/office/drawing/2016/ink" xmlns:am3d="http://schemas.microsoft.com/office/drawing/2017/model3d" xmlns:o="urn:schemas-microsoft-com:office:office" xmlns:oel="http://schemas.microsoft.com/office/2019/extlst" xmlns:r="http://schemas.openxmlformats.org/officeDocument/2006/relationships" xmlns:m="http://schemas.openxmlformats.org/officeDocument/2006/math" xmlns:v="urn:schemas-microsoft-com:vml" xmlns:wp14="http://schemas.microsoft.com/office/word/2010/wordprocessingDrawing" xmlns:wp="http://schemas.openxmlformats.org/drawingml/2006/wordprocessingDrawing" xmlns:w10="urn:schemas-microsoft-com:office:word" xmlns:w="http://schemas.openxmlformats.org/wordprocessingml/2006/main" xmlns:w14="http://schemas.microsoft.com/office/word/2010/wordml" xmlns:w15="http://schemas.microsoft.com/office/word/2012/wordml" xmlns:w16cex="http://schemas.microsoft.com/office/word/2018/wordml/cex" xmlns:w16cid="http://schemas.microsoft.com/office/word/2016/wordml/cid" xmlns:w16="http://schemas.microsoft.com/office/word/2018/wordml" xmlns:w16du="http://schemas.microsoft.com/office/word/2023/wordml/word16du" xmlns:w16sdtdh="http://schemas.microsoft.com/office/word/2020/wordml/sdtdatahash" xmlns:w16sdtfl="http://schemas.microsoft.com/office/word/2024/wordml/sdtformatlock" xmlns:w16se="http://schemas.microsoft.com/office/word/2015/wordml/symex" xmlns:wpg="http://schemas.microsoft.com/office/word/2010/wordprocessingGroup" xmlns:wpi="http://schemas.microsoft.com/office/word/2010/wordprocessingInk" xmlns:wne="http://schemas.microsoft.com/office/word/2006/wordml" xmlns:wps="http://schemas.microsoft.com/office/word/2010/wordprocessingShape" mc:Ignorable="w14 w15 w16se w16cid w16 w16cex w16sdtdh w16sdtfl w16du wp14">
   <w:abstractNum w:abstractNumId="0" w15:restartNumberingAfterBreak="0">
+    <w:nsid w:val="00B139FB"/>
+    <w:multiLevelType w:val="hybridMultilevel"/>
+    <w:tmpl w:val="19BCC4B8"/>
+    <w:lvl w:ilvl="0" w:tplc="0416000F">
+      <w:start w:val="1"/>
+      <w:numFmt w:val="decimal"/>
+      <w:lvlText w:val="%1."/>
+      <w:lvlJc w:val="left"/>
+      <w:pPr>
+        <w:ind w:left="720" w:hanging="360"/>
+      </w:pPr>
+      <w:rPr>
+        <w:rFonts w:hint="default"/>
+      </w:rPr>
+    </w:lvl>
+    <w:lvl w:ilvl="1" w:tplc="04160019" w:tentative="1">
+      <w:start w:val="1"/>
+      <w:numFmt w:val="lowerLetter"/>
+      <w:lvlText w:val="%2."/>
+      <w:lvlJc w:val="left"/>
+      <w:pPr>
+        <w:ind w:left="1440" w:hanging="360"/>
+      </w:pPr>
+    </w:lvl>
+    <w:lvl w:ilvl="2" w:tplc="0416001B" w:tentative="1">
+      <w:start w:val="1"/>
+      <w:numFmt w:val="lowerRoman"/>
+      <w:lvlText w:val="%3."/>
+      <w:lvlJc w:val="right"/>
+      <w:pPr>
+        <w:ind w:left="2160" w:hanging="180"/>
+      </w:pPr>
+    </w:lvl>
+    <w:lvl w:ilvl="3" w:tplc="0416000F" w:tentative="1">
+      <w:start w:val="1"/>
+      <w:numFmt w:val="decimal"/>
+      <w:lvlText w:val="%4."/>
+      <w:lvlJc w:val="left"/>
+      <w:pPr>
+        <w:ind w:left="2880" w:hanging="360"/>
+      </w:pPr>
+    </w:lvl>
+    <w:lvl w:ilvl="4" w:tplc="04160019" w:tentative="1">
+      <w:start w:val="1"/>
+      <w:numFmt w:val="lowerLetter"/>
+      <w:lvlText w:val="%5."/>
+      <w:lvlJc w:val="left"/>
+      <w:pPr>
+        <w:ind w:left="3600" w:hanging="360"/>
+      </w:pPr>
+    </w:lvl>
+    <w:lvl w:ilvl="5" w:tplc="0416001B" w:tentative="1">
+      <w:start w:val="1"/>
+      <w:numFmt w:val="lowerRoman"/>
+      <w:lvlText w:val="%6."/>
+      <w:lvlJc w:val="right"/>
+      <w:pPr>
+        <w:ind w:left="4320" w:hanging="180"/>
+      </w:pPr>
+    </w:lvl>
+    <w:lvl w:ilvl="6" w:tplc="0416000F" w:tentative="1">
+      <w:start w:val="1"/>
+      <w:numFmt w:val="decimal"/>
+      <w:lvlText w:val="%7."/>
+      <w:lvlJc w:val="left"/>
+      <w:pPr>
+        <w:ind w:left="5040" w:hanging="360"/>
+      </w:pPr>
+    </w:lvl>
+    <w:lvl w:ilvl="7" w:tplc="04160019" w:tentative="1">
+      <w:start w:val="1"/>
+      <w:numFmt w:val="lowerLetter"/>
+      <w:lvlText w:val="%8."/>
+      <w:lvlJc w:val="left"/>
+      <w:pPr>
+        <w:ind w:left="5760" w:hanging="360"/>
+      </w:pPr>
+    </w:lvl>
+    <w:lvl w:ilvl="8" w:tplc="0416001B" w:tentative="1">
+      <w:start w:val="1"/>
+      <w:numFmt w:val="lowerRoman"/>
+      <w:lvlText w:val="%9."/>
+      <w:lvlJc w:val="right"/>
+      <w:pPr>
+        <w:ind w:left="6480" w:hanging="180"/>
+      </w:pPr>
+    </w:lvl>
+  </w:abstractNum>
+  <w:abstractNum w:abstractNumId="1" w15:restartNumberingAfterBreak="0">
     <w:nsid w:val="176B155B"/>
     <w:multiLevelType w:val="multilevel"/>
     <w:tmpl w:val="0416001F"/>
@@ -2428,7 +2755,7 @@
       </w:pPr>
     </w:lvl>
   </w:abstractNum>
-  <w:abstractNum w:abstractNumId="1" w15:restartNumberingAfterBreak="0">
+  <w:abstractNum w:abstractNumId="2" w15:restartNumberingAfterBreak="0">
     <w:nsid w:val="392875DF"/>
     <w:multiLevelType w:val="multilevel"/>
     <w:tmpl w:val="764E045E"/>
@@ -2547,7 +2874,7 @@
       </w:pPr>
     </w:lvl>
   </w:abstractNum>
-  <w:abstractNum w:abstractNumId="2" w15:restartNumberingAfterBreak="0">
+  <w:abstractNum w:abstractNumId="3" w15:restartNumberingAfterBreak="0">
     <w:nsid w:val="47887837"/>
     <w:multiLevelType w:val="multilevel"/>
     <w:tmpl w:val="3F144066"/>
@@ -2661,7 +2988,7 @@
       </w:pPr>
     </w:lvl>
   </w:abstractNum>
-  <w:abstractNum w:abstractNumId="3" w15:restartNumberingAfterBreak="0">
+  <w:abstractNum w:abstractNumId="4" w15:restartNumberingAfterBreak="0">
     <w:nsid w:val="629D7362"/>
     <w:multiLevelType w:val="multilevel"/>
     <w:tmpl w:val="AE101902"/>
@@ -2718,7 +3045,7 @@
       <w:lvlJc w:val="left"/>
     </w:lvl>
   </w:abstractNum>
-  <w:abstractNum w:abstractNumId="4" w15:restartNumberingAfterBreak="0">
+  <w:abstractNum w:abstractNumId="5" w15:restartNumberingAfterBreak="0">
     <w:nsid w:val="6F3C16AF"/>
     <w:multiLevelType w:val="multilevel"/>
     <w:tmpl w:val="F8CEB0CC"/>
@@ -2779,7 +3106,96 @@
       <w:lvlJc w:val="left"/>
     </w:lvl>
   </w:abstractNum>
-  <w:abstractNum w:abstractNumId="5" w15:restartNumberingAfterBreak="0">
+  <w:abstractNum w:abstractNumId="6" w15:restartNumberingAfterBreak="0">
+    <w:nsid w:val="7BDF695B"/>
+    <w:multiLevelType w:val="hybridMultilevel"/>
+    <w:tmpl w:val="D35C0ED0"/>
+    <w:lvl w:ilvl="0" w:tplc="0416000F">
+      <w:start w:val="1"/>
+      <w:numFmt w:val="decimal"/>
+      <w:lvlText w:val="%1."/>
+      <w:lvlJc w:val="left"/>
+      <w:pPr>
+        <w:ind w:left="720" w:hanging="360"/>
+      </w:pPr>
+      <w:rPr>
+        <w:rFonts w:hint="default"/>
+      </w:rPr>
+    </w:lvl>
+    <w:lvl w:ilvl="1" w:tplc="04160019" w:tentative="1">
+      <w:start w:val="1"/>
+      <w:numFmt w:val="lowerLetter"/>
+      <w:lvlText w:val="%2."/>
+      <w:lvlJc w:val="left"/>
+      <w:pPr>
+        <w:ind w:left="1440" w:hanging="360"/>
+      </w:pPr>
+    </w:lvl>
+    <w:lvl w:ilvl="2" w:tplc="0416001B" w:tentative="1">
+      <w:start w:val="1"/>
+      <w:numFmt w:val="lowerRoman"/>
+      <w:lvlText w:val="%3."/>
+      <w:lvlJc w:val="right"/>
+      <w:pPr>
+        <w:ind w:left="2160" w:hanging="180"/>
+      </w:pPr>
+    </w:lvl>
+    <w:lvl w:ilvl="3" w:tplc="0416000F" w:tentative="1">
+      <w:start w:val="1"/>
+      <w:numFmt w:val="decimal"/>
+      <w:lvlText w:val="%4."/>
+      <w:lvlJc w:val="left"/>
+      <w:pPr>
+        <w:ind w:left="2880" w:hanging="360"/>
+      </w:pPr>
+    </w:lvl>
+    <w:lvl w:ilvl="4" w:tplc="04160019" w:tentative="1">
+      <w:start w:val="1"/>
+      <w:numFmt w:val="lowerLetter"/>
+      <w:lvlText w:val="%5."/>
+      <w:lvlJc w:val="left"/>
+      <w:pPr>
+        <w:ind w:left="3600" w:hanging="360"/>
+      </w:pPr>
+    </w:lvl>
+    <w:lvl w:ilvl="5" w:tplc="0416001B" w:tentative="1">
+      <w:start w:val="1"/>
+      <w:numFmt w:val="lowerRoman"/>
+      <w:lvlText w:val="%6."/>
+      <w:lvlJc w:val="right"/>
+      <w:pPr>
+        <w:ind w:left="4320" w:hanging="180"/>
+      </w:pPr>
+    </w:lvl>
+    <w:lvl w:ilvl="6" w:tplc="0416000F" w:tentative="1">
+      <w:start w:val="1"/>
+      <w:numFmt w:val="decimal"/>
+      <w:lvlText w:val="%7."/>
+      <w:lvlJc w:val="left"/>
+      <w:pPr>
+        <w:ind w:left="5040" w:hanging="360"/>
+      </w:pPr>
+    </w:lvl>
+    <w:lvl w:ilvl="7" w:tplc="04160019" w:tentative="1">
+      <w:start w:val="1"/>
+      <w:numFmt w:val="lowerLetter"/>
+      <w:lvlText w:val="%8."/>
+      <w:lvlJc w:val="left"/>
+      <w:pPr>
+        <w:ind w:left="5760" w:hanging="360"/>
+      </w:pPr>
+    </w:lvl>
+    <w:lvl w:ilvl="8" w:tplc="0416001B" w:tentative="1">
+      <w:start w:val="1"/>
+      <w:numFmt w:val="lowerRoman"/>
+      <w:lvlText w:val="%9."/>
+      <w:lvlJc w:val="right"/>
+      <w:pPr>
+        <w:ind w:left="6480" w:hanging="180"/>
+      </w:pPr>
+    </w:lvl>
+  </w:abstractNum>
+  <w:abstractNum w:abstractNumId="7" w15:restartNumberingAfterBreak="0">
     <w:nsid w:val="7FEA1ABA"/>
     <w:multiLevelType w:val="multilevel"/>
     <w:tmpl w:val="186650FC"/>
@@ -2903,22 +3319,28 @@
     </w:lvl>
   </w:abstractNum>
   <w:num w:numId="1" w16cid:durableId="849373631">
+    <w:abstractNumId w:val="7"/>
+  </w:num>
+  <w:num w:numId="2" w16cid:durableId="1314598373">
+    <w:abstractNumId w:val="4"/>
+  </w:num>
+  <w:num w:numId="3" w16cid:durableId="1083532611">
+    <w:abstractNumId w:val="1"/>
+  </w:num>
+  <w:num w:numId="4" w16cid:durableId="2090686079">
     <w:abstractNumId w:val="5"/>
   </w:num>
-  <w:num w:numId="2" w16cid:durableId="1314598373">
+  <w:num w:numId="5" w16cid:durableId="13307196">
+    <w:abstractNumId w:val="2"/>
+  </w:num>
+  <w:num w:numId="6" w16cid:durableId="414129681">
     <w:abstractNumId w:val="3"/>
   </w:num>
-  <w:num w:numId="3" w16cid:durableId="1083532611">
+  <w:num w:numId="7" w16cid:durableId="2048792607">
     <w:abstractNumId w:val="0"/>
   </w:num>
-  <w:num w:numId="4" w16cid:durableId="2090686079">
-    <w:abstractNumId w:val="4"/>
-  </w:num>
-  <w:num w:numId="5" w16cid:durableId="13307196">
-    <w:abstractNumId w:val="1"/>
-  </w:num>
-  <w:num w:numId="6" w16cid:durableId="414129681">
-    <w:abstractNumId w:val="2"/>
+  <w:num w:numId="8" w16cid:durableId="332338129">
+    <w:abstractNumId w:val="6"/>
   </w:num>
 </w:numbering>
 </file>
